--- a/zht/docx/045.content.docx
+++ b/zht/docx/045.content.docx
@@ -150,26 +150,6 @@
           <w:lang w:val="zh_TW" w:bidi="zh_TW"/>
         </w:rPr>
         <w:t>ku</w:t>
-      </w:r>
-      <w:r>
-        <w:rPr>
-          <w:lang w:val="zh_TW" w:bidi="zh_TW"/>
-        </w:rPr>
-      </w:r>
-    </w:p>
-    <w:p>
-      <w:pPr/>
-      <w:r>
-        <w:rPr>
-          <w:lang w:val="zh_TW" w:bidi="zh_TW"/>
-        </w:rPr>
-      </w:r>
-      <w:r>
-        <w:rPr>
-          <w:i/>
-          <w:lang w:val="zh_TW" w:bidi="zh_TW"/>
-        </w:rPr>
-        <w:t>苦難詩篇</w:t>
       </w:r>
       <w:r>
         <w:rPr>

--- a/zht/docx/045.content.docx
+++ b/zht/docx/045.content.docx
@@ -19,7 +19,7 @@
         <w:rPr>
           <w:lang w:val="zh_TW" w:bidi="zh_TW"/>
         </w:rPr>
-        <w:t>Resource: Study Notes - Themes (Tyndale)</w:t>
+        <w:t>Resource: Tyndale Open Study Notes</w:t>
       </w:r>
       <w:r>
         <w:rPr>
@@ -112,7 +112,7 @@
         <w:rPr>
           <w:lang w:val="zh_TW" w:bidi="zh_TW"/>
         </w:rPr>
-        <w:t>Study Notes - Themes (Tyndale)</w:t>
+        <w:t>Tyndale Open Study Notes</w:t>
       </w:r>
     </w:p>
     <w:p>

--- a/zht/docx/045.content.docx
+++ b/zht/docx/045.content.docx
@@ -149,7 +149,7 @@
         <w:rPr>
           <w:lang w:val="zh_TW" w:bidi="zh_TW"/>
         </w:rPr>
-        <w:t>ku</w:t>
+        <w:t>kuan</w:t>
       </w:r>
       <w:r>
         <w:rPr>
@@ -212,7 +212,7 @@
         <w:rPr>
           <w:lang w:val="zh_TW" w:bidi="zh_TW"/>
         </w:rPr>
-        <w:t>苦難詩篇</w:t>
+        <w:t>寬容</w:t>
       </w:r>
       <w:r>
         <w:rPr>
@@ -231,21 +231,7 @@
         <w:rPr>
           <w:lang w:val="zh_TW" w:bidi="zh_TW"/>
         </w:rPr>
-        <w:t>詩篇中的四篇苦難詩（詩篇十六、二十二、四十和六十九篇）描述了神僕人所經歷的極大痛苦。這些詩也被稱為「受難詩篇」（Passion Psalms）。</w:t>
-      </w:r>
-    </w:p>
-    <w:p>
-      <w:pPr/>
-      <w:r>
-        <w:rPr>
-          <w:lang w:val="zh_TW" w:bidi="zh_TW"/>
-        </w:rPr>
-      </w:r>
-      <w:r>
-        <w:rPr>
-          <w:lang w:val="zh_TW" w:bidi="zh_TW"/>
-        </w:rPr>
-        <w:t>其中，</w:t>
+        <w:t>使徒保羅敦促信心軟弱和信心堅固的人之間要彼此寬容（耐心的理解）。他教導基督徒彼此接納（</w:t>
       </w:r>
       <w:hyperlink r:id="rId13">
         <w:r>
@@ -256,14 +242,14 @@
             <w:color w:val="0000EE"/>
             <w:u w:val="single"/>
           </w:rPr>
-          <w:t>詩篇二十二篇</w:t>
+          <w:t>羅14:1</w:t>
         </w:r>
       </w:hyperlink>
       <w:r>
         <w:rPr>
           <w:lang w:val="zh_TW" w:bidi="zh_TW"/>
         </w:rPr>
-        <w:t>使用了詩篇中最強烈的語言來描寫苦難。在這首詩中，神的僕人雖是義人，卻仍然受苦。詩中沒有提到任何罪的緣由，因此詩人所受的苦看似完全不公平。儘管詩人遭受苛待，卻沒有祈求報復（見</w:t>
+        <w:t>，</w:t>
       </w:r>
       <w:hyperlink r:id="rId14">
         <w:r>
@@ -274,28 +260,14 @@
             <w:color w:val="0000EE"/>
             <w:u w:val="single"/>
           </w:rPr>
-          <w:t>詩137</w:t>
+          <w:t>15:7</w:t>
         </w:r>
       </w:hyperlink>
       <w:r>
         <w:rPr>
           <w:lang w:val="zh_TW" w:bidi="zh_TW"/>
         </w:rPr>
-        <w:t>）。</w:t>
-      </w:r>
-    </w:p>
-    <w:p>
-      <w:pPr/>
-      <w:r>
-        <w:rPr>
-          <w:lang w:val="zh_TW" w:bidi="zh_TW"/>
-        </w:rPr>
-      </w:r>
-      <w:r>
-        <w:rPr>
-          <w:lang w:val="zh_TW" w:bidi="zh_TW"/>
-        </w:rPr>
-        <w:t>這首詩與耶穌死在十字架上，有重要的關聯（例如，</w:t>
+        <w:t>）。他指示他們停止互相譴責和讓對方感到受鄙視。相反，他們應該一心一口的敬拜神（</w:t>
       </w:r>
       <w:hyperlink r:id="rId15">
         <w:r>
@@ -306,14 +278,41 @@
             <w:color w:val="0000EE"/>
             <w:u w:val="single"/>
           </w:rPr>
-          <w:t>詩22:6–8</w:t>
+          <w:t>羅15:6</w:t>
         </w:r>
       </w:hyperlink>
       <w:r>
         <w:rPr>
           <w:lang w:val="zh_TW" w:bidi="zh_TW"/>
         </w:rPr>
-        <w:t>、</w:t>
+        <w:t>）。</w:t>
+      </w:r>
+    </w:p>
+    <w:p>
+      <w:pPr/>
+      <w:r>
+        <w:rPr>
+          <w:lang w:val="zh_TW" w:bidi="zh_TW"/>
+        </w:rPr>
+      </w:r>
+      <w:r>
+        <w:rPr>
+          <w:lang w:val="zh_TW" w:bidi="zh_TW"/>
+        </w:rPr>
+        <w:t>保羅是在討論基督徒是否需要遵循某種舊約聖經的律例和猶太人的敬拜習俗。學者使用希臘詞</w:t>
+      </w:r>
+      <w:r>
+        <w:rPr>
+          <w:i/>
+          <w:lang w:val="zh_TW" w:bidi="zh_TW"/>
+        </w:rPr>
+        <w:t>adiaphora</w:t>
+      </w:r>
+      <w:r>
+        <w:rPr>
+          <w:lang w:val="zh_TW" w:bidi="zh_TW"/>
+        </w:rPr>
+        <w:t>，意指「非必要事項」，來描述聖經既不要求也不禁止的信仰或實踐。在這些議題上，基督徒應該接受不同的意見。有時，基督徒可能覺得可以自由地做某些活動，但這樣做可能會給他人帶來困擾。在這樣的情況下，保羅建議基督徒在顧及自身需要之前，應該先考慮他人的需要（參見</w:t>
       </w:r>
       <w:hyperlink r:id="rId16">
         <w:r>
@@ -324,32 +323,28 @@
             <w:color w:val="0000EE"/>
             <w:u w:val="single"/>
           </w:rPr>
-          <w:t>14–18</w:t>
+          <w:t>林前8:1–13</w:t>
         </w:r>
       </w:hyperlink>
       <w:r>
         <w:rPr>
           <w:lang w:val="zh_TW" w:bidi="zh_TW"/>
         </w:rPr>
-        <w:t>）。事實上，耶穌被釘十字架時曾引用</w:t>
-      </w:r>
-      <w:hyperlink r:id="rId13">
-        <w:r>
-          <w:rPr>
-            <w:lang w:val="zh_TW" w:bidi="zh_TW"/>
-          </w:rPr>
-          <w:rPr>
-            <w:color w:val="0000EE"/>
-            <w:u w:val="single"/>
-          </w:rPr>
-          <w:t>詩篇二十二篇</w:t>
-        </w:r>
-      </w:hyperlink>
-      <w:r>
-        <w:rPr>
-          <w:lang w:val="zh_TW" w:bidi="zh_TW"/>
-        </w:rPr>
-        <w:t>的一段（</w:t>
+        <w:t>）。</w:t>
+      </w:r>
+    </w:p>
+    <w:p>
+      <w:pPr/>
+      <w:r>
+        <w:rPr>
+          <w:lang w:val="zh_TW" w:bidi="zh_TW"/>
+        </w:rPr>
+      </w:r>
+      <w:r>
+        <w:rPr>
+          <w:lang w:val="zh_TW" w:bidi="zh_TW"/>
+        </w:rPr>
+        <w:t>保羅在面對福音受到威脅時，採取不同的寬容態度。例如，在加拉太書中，保羅透過強烈批評假教師來駁斥有關福音的錯誤教導（</w:t>
       </w:r>
       <w:hyperlink r:id="rId17">
         <w:r>
@@ -360,14 +355,14 @@
             <w:color w:val="0000EE"/>
             <w:u w:val="single"/>
           </w:rPr>
-          <w:t>22:1</w:t>
+          <w:t>加1:6–9</w:t>
         </w:r>
       </w:hyperlink>
       <w:r>
         <w:rPr>
           <w:lang w:val="zh_TW" w:bidi="zh_TW"/>
         </w:rPr>
-        <w:t>；見</w:t>
+        <w:t>）。他警告讀者，接受錯誤教導將使他們與基督隔絕（</w:t>
       </w:r>
       <w:hyperlink r:id="rId18">
         <w:r>
@@ -378,14 +373,65 @@
             <w:color w:val="0000EE"/>
             <w:u w:val="single"/>
           </w:rPr>
-          <w:t>太27:46</w:t>
+          <w:t>加5:4</w:t>
         </w:r>
       </w:hyperlink>
       <w:r>
         <w:rPr>
           <w:lang w:val="zh_TW" w:bidi="zh_TW"/>
         </w:rPr>
-        <w:t>）。無罪的基督甚至為那些殺害衪的人禱告（</w:t>
+        <w:t>）。</w:t>
+      </w:r>
+    </w:p>
+    <w:p>
+      <w:pPr/>
+      <w:r>
+        <w:rPr>
+          <w:lang w:val="zh_TW" w:bidi="zh_TW"/>
+        </w:rPr>
+      </w:r>
+      <w:r>
+        <w:rPr>
+          <w:lang w:val="zh_TW" w:bidi="zh_TW"/>
+        </w:rPr>
+        <w:t>今天，我們必須謹慎對待我們所寬容和反對的事物。基督徒應該仔細考慮他們與其他基督徒之間遇到的議題。如果我們堅守耶穌福音的基本真理，就不應該因次要問題而爭論或分裂。</w:t>
+      </w:r>
+    </w:p>
+    <w:p>
+      <w:pPr/>
+      <w:r>
+        <w:rPr>
+          <w:lang w:val="zh_TW" w:bidi="zh_TW"/>
+        </w:rPr>
+      </w:r>
+      <w:r>
+        <w:rPr>
+          <w:lang w:val="zh_TW" w:bidi="zh_TW"/>
+        </w:rPr>
+        <w:t>然而，有些議題會影響福音的核心信息。在這些情況下，基督徒應該堅定並忠於福音和耶穌基督。有時，很難判斷一個議題是否屬於核心問題。它可能值得討論，但對基督徒的合一卻非必要。保羅在他那個時代對各種議題的處理方法，可以引導我們處理今天的衝突和爭論。</w:t>
+      </w:r>
+    </w:p>
+    <w:p>
+      <w:pPr/>
+      <w:r>
+        <w:rPr>
+          <w:lang w:val="zh_TW" w:bidi="zh_TW"/>
+        </w:rPr>
+      </w:r>
+      <w:r>
+        <w:rPr>
+          <w:u w:val="single"/>
+          <w:lang w:val="zh_TW" w:bidi="zh_TW"/>
+        </w:rPr>
+        <w:t>進深研究的經文段落</w:t>
+      </w:r>
+    </w:p>
+    <w:p>
+      <w:pPr/>
+      <w:r>
+        <w:rPr>
+          <w:lang w:val="zh_TW" w:bidi="zh_TW"/>
+        </w:rPr>
       </w:r>
       <w:hyperlink r:id="rId19">
         <w:r>
@@ -396,28 +442,14 @@
             <w:color w:val="0000EE"/>
             <w:u w:val="single"/>
           </w:rPr>
-          <w:t>路23:34</w:t>
+          <w:t>詩133:1–3</w:t>
         </w:r>
       </w:hyperlink>
       <w:r>
         <w:rPr>
           <w:lang w:val="zh_TW" w:bidi="zh_TW"/>
         </w:rPr>
-        <w:t>）。</w:t>
-      </w:r>
-    </w:p>
-    <w:p>
-      <w:pPr/>
-      <w:r>
-        <w:rPr>
-          <w:lang w:val="zh_TW" w:bidi="zh_TW"/>
-        </w:rPr>
-      </w:r>
-      <w:r>
-        <w:rPr>
-          <w:lang w:val="zh_TW" w:bidi="zh_TW"/>
-        </w:rPr>
-        <w:t>其它苦難詩也與耶穌有所關連。</w:t>
+        <w:t>；</w:t>
       </w:r>
       <w:hyperlink r:id="rId20">
         <w:r>
@@ -428,14 +460,14 @@
             <w:color w:val="0000EE"/>
             <w:u w:val="single"/>
           </w:rPr>
-          <w:t>詩篇十六篇10節</w:t>
+          <w:t>羅12:9–21</w:t>
         </w:r>
       </w:hyperlink>
       <w:r>
         <w:rPr>
           <w:lang w:val="zh_TW" w:bidi="zh_TW"/>
         </w:rPr>
-        <w:t>預示耶穌將戰勝死亡（見</w:t>
+        <w:t>，</w:t>
       </w:r>
       <w:hyperlink r:id="rId21">
         <w:r>
@@ -446,14 +478,14 @@
             <w:color w:val="0000EE"/>
             <w:u w:val="single"/>
           </w:rPr>
-          <w:t>徒2:24–31</w:t>
+          <w:t>14:1–15:13</w:t>
         </w:r>
       </w:hyperlink>
       <w:r>
         <w:rPr>
           <w:lang w:val="zh_TW" w:bidi="zh_TW"/>
         </w:rPr>
-        <w:t>）。</w:t>
+        <w:t>；</w:t>
       </w:r>
       <w:hyperlink r:id="rId22">
         <w:r>
@@ -464,14 +496,14 @@
             <w:color w:val="0000EE"/>
             <w:u w:val="single"/>
           </w:rPr>
-          <w:t>詩篇四十篇6至8節</w:t>
+          <w:t>林前1:10</w:t>
         </w:r>
       </w:hyperlink>
       <w:r>
         <w:rPr>
           <w:lang w:val="zh_TW" w:bidi="zh_TW"/>
         </w:rPr>
-        <w:t>暗示了耶穌無私的救贖工作（</w:t>
+        <w:t>，</w:t>
       </w:r>
       <w:hyperlink r:id="rId23">
         <w:r>
@@ -482,14 +514,32 @@
             <w:color w:val="0000EE"/>
             <w:u w:val="single"/>
           </w:rPr>
-          <w:t>來10:5–10</w:t>
+          <w:t>6:1–20</w:t>
         </w:r>
       </w:hyperlink>
       <w:r>
         <w:rPr>
           <w:lang w:val="zh_TW" w:bidi="zh_TW"/>
         </w:rPr>
-        <w:t>）。</w:t>
+        <w:t>，</w:t>
+      </w:r>
+      <w:hyperlink r:id="rId16">
+        <w:r>
+          <w:rPr>
+            <w:lang w:val="zh_TW" w:bidi="zh_TW"/>
+          </w:rPr>
+          <w:rPr>
+            <w:color w:val="0000EE"/>
+            <w:u w:val="single"/>
+          </w:rPr>
+          <w:t>8:1–13</w:t>
+        </w:r>
+      </w:hyperlink>
+      <w:r>
+        <w:rPr>
+          <w:lang w:val="zh_TW" w:bidi="zh_TW"/>
+        </w:rPr>
+        <w:t>，</w:t>
       </w:r>
       <w:hyperlink r:id="rId24">
         <w:r>
@@ -500,14 +550,14 @@
             <w:color w:val="0000EE"/>
             <w:u w:val="single"/>
           </w:rPr>
-          <w:t>詩篇六十九篇</w:t>
+          <w:t>10:1–11:1</w:t>
         </w:r>
       </w:hyperlink>
       <w:r>
         <w:rPr>
           <w:lang w:val="zh_TW" w:bidi="zh_TW"/>
         </w:rPr>
-        <w:t>則談到人會因委身神的事工而被孤立（</w:t>
+        <w:t>，</w:t>
       </w:r>
       <w:hyperlink r:id="rId25">
         <w:r>
@@ -518,14 +568,14 @@
             <w:color w:val="0000EE"/>
             <w:u w:val="single"/>
           </w:rPr>
-          <w:t>69:8–9</w:t>
+          <w:t>12:12–27</w:t>
         </w:r>
       </w:hyperlink>
       <w:r>
         <w:rPr>
           <w:lang w:val="zh_TW" w:bidi="zh_TW"/>
         </w:rPr>
-        <w:t>）。該詩也預示了門徒猶大在神藉基督成就的救恩計畫有何角色（</w:t>
+        <w:t>，</w:t>
       </w:r>
       <w:hyperlink r:id="rId26">
         <w:r>
@@ -536,14 +586,14 @@
             <w:color w:val="0000EE"/>
             <w:u w:val="single"/>
           </w:rPr>
-          <w:t>69:25–26</w:t>
+          <w:t>13:1–8</w:t>
         </w:r>
       </w:hyperlink>
       <w:r>
         <w:rPr>
           <w:lang w:val="zh_TW" w:bidi="zh_TW"/>
         </w:rPr>
-        <w:t>；見</w:t>
+        <w:t>；</w:t>
       </w:r>
       <w:hyperlink r:id="rId27">
         <w:r>
@@ -554,7 +604,7 @@
             <w:color w:val="0000EE"/>
             <w:u w:val="single"/>
           </w:rPr>
-          <w:t>詩109:8</w:t>
+          <w:t>林後6:14–7:1</w:t>
         </w:r>
       </w:hyperlink>
       <w:r>
@@ -572,7 +622,7 @@
             <w:color w:val="0000EE"/>
             <w:u w:val="single"/>
           </w:rPr>
-          <w:t>賽53:10</w:t>
+          <w:t>西3:12–15</w:t>
         </w:r>
       </w:hyperlink>
       <w:r>
@@ -590,228 +640,7 @@
             <w:color w:val="0000EE"/>
             <w:u w:val="single"/>
           </w:rPr>
-          <w:t>徒1:20</w:t>
-        </w:r>
-      </w:hyperlink>
-      <w:r>
-        <w:rPr>
-          <w:lang w:val="zh_TW" w:bidi="zh_TW"/>
-        </w:rPr>
-        <w:t>）。</w:t>
-      </w:r>
-    </w:p>
-    <w:p>
-      <w:pPr/>
-      <w:r>
-        <w:rPr>
-          <w:lang w:val="zh_TW" w:bidi="zh_TW"/>
-        </w:rPr>
-      </w:r>
-      <w:r>
-        <w:rPr>
-          <w:u w:val="single"/>
-          <w:lang w:val="zh_TW" w:bidi="zh_TW"/>
-        </w:rPr>
-        <w:t>進深研究的經文段落</w:t>
-      </w:r>
-    </w:p>
-    <w:p>
-      <w:pPr/>
-      <w:r>
-        <w:rPr>
-          <w:lang w:val="zh_TW" w:bidi="zh_TW"/>
-        </w:rPr>
-      </w:r>
-      <w:hyperlink r:id="rId30">
-        <w:r>
-          <w:rPr>
-            <w:lang w:val="zh_TW" w:bidi="zh_TW"/>
-          </w:rPr>
-          <w:rPr>
-            <w:color w:val="0000EE"/>
-            <w:u w:val="single"/>
-          </w:rPr>
-          <w:t>詩16</w:t>
-        </w:r>
-      </w:hyperlink>
-      <w:r>
-        <w:rPr>
-          <w:lang w:val="zh_TW" w:bidi="zh_TW"/>
-        </w:rPr>
-        <w:t>，</w:t>
-      </w:r>
-      <w:hyperlink r:id="rId13">
-        <w:r>
-          <w:rPr>
-            <w:lang w:val="zh_TW" w:bidi="zh_TW"/>
-          </w:rPr>
-          <w:rPr>
-            <w:color w:val="0000EE"/>
-            <w:u w:val="single"/>
-          </w:rPr>
-          <w:t>22</w:t>
-        </w:r>
-      </w:hyperlink>
-      <w:r>
-        <w:rPr>
-          <w:lang w:val="zh_TW" w:bidi="zh_TW"/>
-        </w:rPr>
-        <w:t>，</w:t>
-      </w:r>
-      <w:hyperlink r:id="rId31">
-        <w:r>
-          <w:rPr>
-            <w:lang w:val="zh_TW" w:bidi="zh_TW"/>
-          </w:rPr>
-          <w:rPr>
-            <w:color w:val="0000EE"/>
-            <w:u w:val="single"/>
-          </w:rPr>
-          <w:t>40</w:t>
-        </w:r>
-      </w:hyperlink>
-      <w:r>
-        <w:rPr>
-          <w:lang w:val="zh_TW" w:bidi="zh_TW"/>
-        </w:rPr>
-        <w:t>，</w:t>
-      </w:r>
-      <w:hyperlink r:id="rId24">
-        <w:r>
-          <w:rPr>
-            <w:lang w:val="zh_TW" w:bidi="zh_TW"/>
-          </w:rPr>
-          <w:rPr>
-            <w:color w:val="0000EE"/>
-            <w:u w:val="single"/>
-          </w:rPr>
-          <w:t>69</w:t>
-        </w:r>
-      </w:hyperlink>
-      <w:r>
-        <w:rPr>
-          <w:lang w:val="zh_TW" w:bidi="zh_TW"/>
-        </w:rPr>
-        <w:t>，</w:t>
-      </w:r>
-      <w:hyperlink r:id="rId32">
-        <w:r>
-          <w:rPr>
-            <w:lang w:val="zh_TW" w:bidi="zh_TW"/>
-          </w:rPr>
-          <w:rPr>
-            <w:color w:val="0000EE"/>
-            <w:u w:val="single"/>
-          </w:rPr>
-          <w:t>102</w:t>
-        </w:r>
-      </w:hyperlink>
-      <w:r>
-        <w:rPr>
-          <w:lang w:val="zh_TW" w:bidi="zh_TW"/>
-        </w:rPr>
-        <w:t>，</w:t>
-      </w:r>
-      <w:hyperlink r:id="rId33">
-        <w:r>
-          <w:rPr>
-            <w:lang w:val="zh_TW" w:bidi="zh_TW"/>
-          </w:rPr>
-          <w:rPr>
-            <w:color w:val="0000EE"/>
-            <w:u w:val="single"/>
-          </w:rPr>
-          <w:t>109</w:t>
-        </w:r>
-      </w:hyperlink>
-      <w:r>
-        <w:rPr>
-          <w:lang w:val="zh_TW" w:bidi="zh_TW"/>
-        </w:rPr>
-        <w:t>；</w:t>
-      </w:r>
-      <w:hyperlink r:id="rId34">
-        <w:r>
-          <w:rPr>
-            <w:lang w:val="zh_TW" w:bidi="zh_TW"/>
-          </w:rPr>
-          <w:rPr>
-            <w:color w:val="0000EE"/>
-            <w:u w:val="single"/>
-          </w:rPr>
-          <w:t>賽42:1–9</w:t>
-        </w:r>
-      </w:hyperlink>
-      <w:r>
-        <w:rPr>
-          <w:lang w:val="zh_TW" w:bidi="zh_TW"/>
-        </w:rPr>
-        <w:t>，</w:t>
-      </w:r>
-      <w:hyperlink r:id="rId35">
-        <w:r>
-          <w:rPr>
-            <w:lang w:val="zh_TW" w:bidi="zh_TW"/>
-          </w:rPr>
-          <w:rPr>
-            <w:color w:val="0000EE"/>
-            <w:u w:val="single"/>
-          </w:rPr>
-          <w:t>52:13–53:12</w:t>
-        </w:r>
-      </w:hyperlink>
-      <w:r>
-        <w:rPr>
-          <w:lang w:val="zh_TW" w:bidi="zh_TW"/>
-        </w:rPr>
-        <w:t>；</w:t>
-      </w:r>
-      <w:hyperlink r:id="rId18">
-        <w:r>
-          <w:rPr>
-            <w:lang w:val="zh_TW" w:bidi="zh_TW"/>
-          </w:rPr>
-          <w:rPr>
-            <w:color w:val="0000EE"/>
-            <w:u w:val="single"/>
-          </w:rPr>
-          <w:t>太27:46</w:t>
-        </w:r>
-      </w:hyperlink>
-      <w:r>
-        <w:rPr>
-          <w:lang w:val="zh_TW" w:bidi="zh_TW"/>
-        </w:rPr>
-        <w:t>；</w:t>
-      </w:r>
-      <w:hyperlink r:id="rId19">
-        <w:r>
-          <w:rPr>
-            <w:lang w:val="zh_TW" w:bidi="zh_TW"/>
-          </w:rPr>
-          <w:rPr>
-            <w:color w:val="0000EE"/>
-            <w:u w:val="single"/>
-          </w:rPr>
-          <w:t>路23:34</w:t>
-        </w:r>
-      </w:hyperlink>
-      <w:r>
-        <w:rPr>
-          <w:lang w:val="zh_TW" w:bidi="zh_TW"/>
-        </w:rPr>
-        <w:t>；</w:t>
-      </w:r>
-      <w:hyperlink r:id="rId23">
-        <w:r>
-          <w:rPr>
-            <w:lang w:val="zh_TW" w:bidi="zh_TW"/>
-          </w:rPr>
-          <w:rPr>
-            <w:color w:val="0000EE"/>
-            <w:u w:val="single"/>
-          </w:rPr>
-          <w:t>來10:5–10</w:t>
+          <w:t>提後2:23–26</w:t>
         </w:r>
       </w:hyperlink>
       <w:r>

--- a/zht/docx/045.content.docx
+++ b/zht/docx/045.content.docx
@@ -19,7 +19,7 @@
         <w:rPr>
           <w:lang w:val="zh_TW" w:bidi="zh_TW"/>
         </w:rPr>
-        <w:t>Resource: Tyndale Open Study Notes</w:t>
+        <w:t>Resource: Aquifer Open Study Notes (Themes)</w:t>
       </w:r>
       <w:r>
         <w:rPr>
@@ -112,7 +112,7 @@
         <w:rPr>
           <w:lang w:val="zh_TW" w:bidi="zh_TW"/>
         </w:rPr>
-        <w:t>Tyndale Open Study Notes</w:t>
+        <w:t>Aquifer Open Study Notes (Themes)</w:t>
       </w:r>
     </w:p>
     <w:p>

--- a/zht/docx/045.content.docx
+++ b/zht/docx/045.content.docx
@@ -233,54 +233,36 @@
         </w:rPr>
         <w:t>使徒保羅敦促信心軟弱和信心堅固的人之間要彼此寬容（耐心的理解）。他教導基督徒彼此接納（</w:t>
       </w:r>
-      <w:hyperlink r:id="rId13">
-        <w:r>
-          <w:rPr>
-            <w:lang w:val="zh_TW" w:bidi="zh_TW"/>
-          </w:rPr>
-          <w:rPr>
-            <w:color w:val="0000EE"/>
-            <w:u w:val="single"/>
-          </w:rPr>
-          <w:t>羅14:1</w:t>
-        </w:r>
-      </w:hyperlink>
+      <w:r>
+        <w:rPr>
+          <w:lang w:val="zh_TW" w:bidi="zh_TW"/>
+        </w:rPr>
+        <w:t>羅14:1</w:t>
+      </w:r>
       <w:r>
         <w:rPr>
           <w:lang w:val="zh_TW" w:bidi="zh_TW"/>
         </w:rPr>
         <w:t>，</w:t>
       </w:r>
-      <w:hyperlink r:id="rId14">
-        <w:r>
-          <w:rPr>
-            <w:lang w:val="zh_TW" w:bidi="zh_TW"/>
-          </w:rPr>
-          <w:rPr>
-            <w:color w:val="0000EE"/>
-            <w:u w:val="single"/>
-          </w:rPr>
-          <w:t>15:7</w:t>
-        </w:r>
-      </w:hyperlink>
+      <w:r>
+        <w:rPr>
+          <w:lang w:val="zh_TW" w:bidi="zh_TW"/>
+        </w:rPr>
+        <w:t>15:7</w:t>
+      </w:r>
       <w:r>
         <w:rPr>
           <w:lang w:val="zh_TW" w:bidi="zh_TW"/>
         </w:rPr>
         <w:t>）。他指示他們停止互相譴責和讓對方感到受鄙視。相反，他們應該一心一口的敬拜神（</w:t>
       </w:r>
-      <w:hyperlink r:id="rId15">
-        <w:r>
-          <w:rPr>
-            <w:lang w:val="zh_TW" w:bidi="zh_TW"/>
-          </w:rPr>
-          <w:rPr>
-            <w:color w:val="0000EE"/>
-            <w:u w:val="single"/>
-          </w:rPr>
-          <w:t>羅15:6</w:t>
-        </w:r>
-      </w:hyperlink>
+      <w:r>
+        <w:rPr>
+          <w:lang w:val="zh_TW" w:bidi="zh_TW"/>
+        </w:rPr>
+        <w:t>羅15:6</w:t>
+      </w:r>
       <w:r>
         <w:rPr>
           <w:lang w:val="zh_TW" w:bidi="zh_TW"/>
@@ -314,18 +296,12 @@
         </w:rPr>
         <w:t>，意指「非必要事項」，來描述聖經既不要求也不禁止的信仰或實踐。在這些議題上，基督徒應該接受不同的意見。有時，基督徒可能覺得可以自由地做某些活動，但這樣做可能會給他人帶來困擾。在這樣的情況下，保羅建議基督徒在顧及自身需要之前，應該先考慮他人的需要（參見</w:t>
       </w:r>
-      <w:hyperlink r:id="rId16">
-        <w:r>
-          <w:rPr>
-            <w:lang w:val="zh_TW" w:bidi="zh_TW"/>
-          </w:rPr>
-          <w:rPr>
-            <w:color w:val="0000EE"/>
-            <w:u w:val="single"/>
-          </w:rPr>
-          <w:t>林前8:1–13</w:t>
-        </w:r>
-      </w:hyperlink>
+      <w:r>
+        <w:rPr>
+          <w:lang w:val="zh_TW" w:bidi="zh_TW"/>
+        </w:rPr>
+        <w:t>林前8:1–13</w:t>
+      </w:r>
       <w:r>
         <w:rPr>
           <w:lang w:val="zh_TW" w:bidi="zh_TW"/>
@@ -346,36 +322,24 @@
         </w:rPr>
         <w:t>保羅在面對福音受到威脅時，採取不同的寬容態度。例如，在加拉太書中，保羅透過強烈批評假教師來駁斥有關福音的錯誤教導（</w:t>
       </w:r>
-      <w:hyperlink r:id="rId17">
-        <w:r>
-          <w:rPr>
-            <w:lang w:val="zh_TW" w:bidi="zh_TW"/>
-          </w:rPr>
-          <w:rPr>
-            <w:color w:val="0000EE"/>
-            <w:u w:val="single"/>
-          </w:rPr>
-          <w:t>加1:6–9</w:t>
-        </w:r>
-      </w:hyperlink>
+      <w:r>
+        <w:rPr>
+          <w:lang w:val="zh_TW" w:bidi="zh_TW"/>
+        </w:rPr>
+        <w:t>加1:6–9</w:t>
+      </w:r>
       <w:r>
         <w:rPr>
           <w:lang w:val="zh_TW" w:bidi="zh_TW"/>
         </w:rPr>
         <w:t>）。他警告讀者，接受錯誤教導將使他們與基督隔絕（</w:t>
       </w:r>
-      <w:hyperlink r:id="rId18">
-        <w:r>
-          <w:rPr>
-            <w:lang w:val="zh_TW" w:bidi="zh_TW"/>
-          </w:rPr>
-          <w:rPr>
-            <w:color w:val="0000EE"/>
-            <w:u w:val="single"/>
-          </w:rPr>
-          <w:t>加5:4</w:t>
-        </w:r>
-      </w:hyperlink>
+      <w:r>
+        <w:rPr>
+          <w:lang w:val="zh_TW" w:bidi="zh_TW"/>
+        </w:rPr>
+        <w:t>加5:4</w:t>
+      </w:r>
       <w:r>
         <w:rPr>
           <w:lang w:val="zh_TW" w:bidi="zh_TW"/>
@@ -433,216 +397,144 @@
           <w:lang w:val="zh_TW" w:bidi="zh_TW"/>
         </w:rPr>
       </w:r>
-      <w:hyperlink r:id="rId19">
-        <w:r>
-          <w:rPr>
-            <w:lang w:val="zh_TW" w:bidi="zh_TW"/>
-          </w:rPr>
-          <w:rPr>
-            <w:color w:val="0000EE"/>
-            <w:u w:val="single"/>
-          </w:rPr>
-          <w:t>詩133:1–3</w:t>
-        </w:r>
-      </w:hyperlink>
+      <w:r>
+        <w:rPr>
+          <w:lang w:val="zh_TW" w:bidi="zh_TW"/>
+        </w:rPr>
+        <w:t>詩133:1–3</w:t>
+      </w:r>
       <w:r>
         <w:rPr>
           <w:lang w:val="zh_TW" w:bidi="zh_TW"/>
         </w:rPr>
         <w:t>；</w:t>
       </w:r>
-      <w:hyperlink r:id="rId20">
-        <w:r>
-          <w:rPr>
-            <w:lang w:val="zh_TW" w:bidi="zh_TW"/>
-          </w:rPr>
-          <w:rPr>
-            <w:color w:val="0000EE"/>
-            <w:u w:val="single"/>
-          </w:rPr>
-          <w:t>羅12:9–21</w:t>
-        </w:r>
-      </w:hyperlink>
+      <w:r>
+        <w:rPr>
+          <w:lang w:val="zh_TW" w:bidi="zh_TW"/>
+        </w:rPr>
+        <w:t>羅12:9–21</w:t>
+      </w:r>
       <w:r>
         <w:rPr>
           <w:lang w:val="zh_TW" w:bidi="zh_TW"/>
         </w:rPr>
         <w:t>，</w:t>
       </w:r>
-      <w:hyperlink r:id="rId21">
-        <w:r>
-          <w:rPr>
-            <w:lang w:val="zh_TW" w:bidi="zh_TW"/>
-          </w:rPr>
-          <w:rPr>
-            <w:color w:val="0000EE"/>
-            <w:u w:val="single"/>
-          </w:rPr>
-          <w:t>14:1–15:13</w:t>
-        </w:r>
-      </w:hyperlink>
+      <w:r>
+        <w:rPr>
+          <w:lang w:val="zh_TW" w:bidi="zh_TW"/>
+        </w:rPr>
+        <w:t>14:1–15:13</w:t>
+      </w:r>
       <w:r>
         <w:rPr>
           <w:lang w:val="zh_TW" w:bidi="zh_TW"/>
         </w:rPr>
         <w:t>；</w:t>
       </w:r>
-      <w:hyperlink r:id="rId22">
-        <w:r>
-          <w:rPr>
-            <w:lang w:val="zh_TW" w:bidi="zh_TW"/>
-          </w:rPr>
-          <w:rPr>
-            <w:color w:val="0000EE"/>
-            <w:u w:val="single"/>
-          </w:rPr>
-          <w:t>林前1:10</w:t>
-        </w:r>
-      </w:hyperlink>
+      <w:r>
+        <w:rPr>
+          <w:lang w:val="zh_TW" w:bidi="zh_TW"/>
+        </w:rPr>
+        <w:t>林前1:10</w:t>
+      </w:r>
       <w:r>
         <w:rPr>
           <w:lang w:val="zh_TW" w:bidi="zh_TW"/>
         </w:rPr>
         <w:t>，</w:t>
       </w:r>
-      <w:hyperlink r:id="rId23">
-        <w:r>
-          <w:rPr>
-            <w:lang w:val="zh_TW" w:bidi="zh_TW"/>
-          </w:rPr>
-          <w:rPr>
-            <w:color w:val="0000EE"/>
-            <w:u w:val="single"/>
-          </w:rPr>
-          <w:t>6:1–20</w:t>
-        </w:r>
-      </w:hyperlink>
+      <w:r>
+        <w:rPr>
+          <w:lang w:val="zh_TW" w:bidi="zh_TW"/>
+        </w:rPr>
+        <w:t>6:1–20</w:t>
+      </w:r>
       <w:r>
         <w:rPr>
           <w:lang w:val="zh_TW" w:bidi="zh_TW"/>
         </w:rPr>
         <w:t>，</w:t>
       </w:r>
-      <w:hyperlink r:id="rId16">
-        <w:r>
-          <w:rPr>
-            <w:lang w:val="zh_TW" w:bidi="zh_TW"/>
-          </w:rPr>
-          <w:rPr>
-            <w:color w:val="0000EE"/>
-            <w:u w:val="single"/>
-          </w:rPr>
-          <w:t>8:1–13</w:t>
-        </w:r>
-      </w:hyperlink>
+      <w:r>
+        <w:rPr>
+          <w:lang w:val="zh_TW" w:bidi="zh_TW"/>
+        </w:rPr>
+        <w:t>8:1–13</w:t>
+      </w:r>
       <w:r>
         <w:rPr>
           <w:lang w:val="zh_TW" w:bidi="zh_TW"/>
         </w:rPr>
         <w:t>，</w:t>
       </w:r>
-      <w:hyperlink r:id="rId24">
-        <w:r>
-          <w:rPr>
-            <w:lang w:val="zh_TW" w:bidi="zh_TW"/>
-          </w:rPr>
-          <w:rPr>
-            <w:color w:val="0000EE"/>
-            <w:u w:val="single"/>
-          </w:rPr>
-          <w:t>10:1–11:1</w:t>
-        </w:r>
-      </w:hyperlink>
+      <w:r>
+        <w:rPr>
+          <w:lang w:val="zh_TW" w:bidi="zh_TW"/>
+        </w:rPr>
+        <w:t>10:1–11:1</w:t>
+      </w:r>
       <w:r>
         <w:rPr>
           <w:lang w:val="zh_TW" w:bidi="zh_TW"/>
         </w:rPr>
         <w:t>，</w:t>
       </w:r>
-      <w:hyperlink r:id="rId25">
-        <w:r>
-          <w:rPr>
-            <w:lang w:val="zh_TW" w:bidi="zh_TW"/>
-          </w:rPr>
-          <w:rPr>
-            <w:color w:val="0000EE"/>
-            <w:u w:val="single"/>
-          </w:rPr>
-          <w:t>12:12–27</w:t>
-        </w:r>
-      </w:hyperlink>
+      <w:r>
+        <w:rPr>
+          <w:lang w:val="zh_TW" w:bidi="zh_TW"/>
+        </w:rPr>
+        <w:t>12:12–27</w:t>
+      </w:r>
       <w:r>
         <w:rPr>
           <w:lang w:val="zh_TW" w:bidi="zh_TW"/>
         </w:rPr>
         <w:t>，</w:t>
       </w:r>
-      <w:hyperlink r:id="rId26">
-        <w:r>
-          <w:rPr>
-            <w:lang w:val="zh_TW" w:bidi="zh_TW"/>
-          </w:rPr>
-          <w:rPr>
-            <w:color w:val="0000EE"/>
-            <w:u w:val="single"/>
-          </w:rPr>
-          <w:t>13:1–8</w:t>
-        </w:r>
-      </w:hyperlink>
+      <w:r>
+        <w:rPr>
+          <w:lang w:val="zh_TW" w:bidi="zh_TW"/>
+        </w:rPr>
+        <w:t>13:1–8</w:t>
+      </w:r>
       <w:r>
         <w:rPr>
           <w:lang w:val="zh_TW" w:bidi="zh_TW"/>
         </w:rPr>
         <w:t>；</w:t>
       </w:r>
-      <w:hyperlink r:id="rId27">
-        <w:r>
-          <w:rPr>
-            <w:lang w:val="zh_TW" w:bidi="zh_TW"/>
-          </w:rPr>
-          <w:rPr>
-            <w:color w:val="0000EE"/>
-            <w:u w:val="single"/>
-          </w:rPr>
-          <w:t>林後6:14–7:1</w:t>
-        </w:r>
-      </w:hyperlink>
+      <w:r>
+        <w:rPr>
+          <w:lang w:val="zh_TW" w:bidi="zh_TW"/>
+        </w:rPr>
+        <w:t>林後6:14–7:1</w:t>
+      </w:r>
       <w:r>
         <w:rPr>
           <w:lang w:val="zh_TW" w:bidi="zh_TW"/>
         </w:rPr>
         <w:t>；</w:t>
       </w:r>
-      <w:hyperlink r:id="rId28">
-        <w:r>
-          <w:rPr>
-            <w:lang w:val="zh_TW" w:bidi="zh_TW"/>
-          </w:rPr>
-          <w:rPr>
-            <w:color w:val="0000EE"/>
-            <w:u w:val="single"/>
-          </w:rPr>
-          <w:t>西3:12–15</w:t>
-        </w:r>
-      </w:hyperlink>
+      <w:r>
+        <w:rPr>
+          <w:lang w:val="zh_TW" w:bidi="zh_TW"/>
+        </w:rPr>
+        <w:t>西3:12–15</w:t>
+      </w:r>
       <w:r>
         <w:rPr>
           <w:lang w:val="zh_TW" w:bidi="zh_TW"/>
         </w:rPr>
         <w:t>；</w:t>
       </w:r>
-      <w:hyperlink r:id="rId29">
-        <w:r>
-          <w:rPr>
-            <w:lang w:val="zh_TW" w:bidi="zh_TW"/>
-          </w:rPr>
-          <w:rPr>
-            <w:color w:val="0000EE"/>
-            <w:u w:val="single"/>
-          </w:rPr>
-          <w:t>提後2:23–26</w:t>
-        </w:r>
-      </w:hyperlink>
+      <w:r>
+        <w:rPr>
+          <w:lang w:val="zh_TW" w:bidi="zh_TW"/>
+        </w:rPr>
+        <w:t>提後2:23–26</w:t>
+      </w:r>
       <w:r>
         <w:rPr>
           <w:lang w:val="zh_TW" w:bidi="zh_TW"/>
